--- a/_site/operating-system/2025-12-31-guia-de-kitty-terminal/index.docx
+++ b/_site/operating-system/2025-12-31-guia-de-kitty-terminal/index.docx
@@ -37874,7 +37874,7 @@
     </w:p>
     <w:bookmarkEnd w:id="194"/>
     <w:bookmarkEnd w:id="195"/>
-    <w:bookmarkStart w:id="238" w:name="publicaciones-similares"/>
+    <w:bookmarkStart w:id="234" w:name="publicaciones-similares"/>
     <w:p>
       <w:pPr>
         <w:pStyle w:val="Heading1"/>
@@ -38118,7 +38118,7 @@
           <w:rPr>
             <w:rStyle w:val="Hyperlink"/>
           </w:rPr>
-          <w:t xml:space="preserve">01 Introduccion Linux</w:t>
+          <w:t xml:space="preserve">02 Distribuciones Linux</w:t>
         </w:r>
       </w:hyperlink>
     </w:p>
@@ -38135,27 +38135,6 @@
         <w:t xml:space="preserve"> </w:t>
       </w:r>
       <w:hyperlink r:id="rId219">
-        <w:r>
-          <w:rPr>
-            <w:rStyle w:val="Hyperlink"/>
-          </w:rPr>
-          <w:t xml:space="preserve">02 Distribuciones Linux</w:t>
-        </w:r>
-      </w:hyperlink>
-    </w:p>
-    <w:p>
-      <w:pPr>
-        <w:pStyle w:val="Compact"/>
-        <w:numPr>
-          <w:ilvl w:val="0"/>
-          <w:numId w:val="1026"/>
-        </w:numPr>
-      </w:pPr>
-      <w:hyperlink r:id="rId220"/>
-      <w:r>
-        <w:t xml:space="preserve"> </w:t>
-      </w:r>
-      <w:hyperlink r:id="rId221">
         <w:r>
           <w:rPr>
             <w:rStyle w:val="Hyperlink"/>
@@ -38172,11 +38151,11 @@
           <w:numId w:val="1026"/>
         </w:numPr>
       </w:pPr>
-      <w:hyperlink r:id="rId222"/>
-      <w:r>
-        <w:t xml:space="preserve"> </w:t>
-      </w:r>
-      <w:hyperlink r:id="rId223">
+      <w:hyperlink r:id="rId220"/>
+      <w:r>
+        <w:t xml:space="preserve"> </w:t>
+      </w:r>
+      <w:hyperlink r:id="rId221">
         <w:r>
           <w:rPr>
             <w:rStyle w:val="Hyperlink"/>
@@ -38193,11 +38172,11 @@
           <w:numId w:val="1026"/>
         </w:numPr>
       </w:pPr>
-      <w:hyperlink r:id="rId224"/>
-      <w:r>
-        <w:t xml:space="preserve"> </w:t>
-      </w:r>
-      <w:hyperlink r:id="rId225">
+      <w:hyperlink r:id="rId222"/>
+      <w:r>
+        <w:t xml:space="preserve"> </w:t>
+      </w:r>
+      <w:hyperlink r:id="rId223">
         <w:r>
           <w:rPr>
             <w:rStyle w:val="Hyperlink"/>
@@ -38214,11 +38193,11 @@
           <w:numId w:val="1026"/>
         </w:numPr>
       </w:pPr>
-      <w:hyperlink r:id="rId226"/>
-      <w:r>
-        <w:t xml:space="preserve"> </w:t>
-      </w:r>
-      <w:hyperlink r:id="rId227">
+      <w:hyperlink r:id="rId224"/>
+      <w:r>
+        <w:t xml:space="preserve"> </w:t>
+      </w:r>
+      <w:hyperlink r:id="rId225">
         <w:r>
           <w:rPr>
             <w:rStyle w:val="Hyperlink"/>
@@ -38235,11 +38214,11 @@
           <w:numId w:val="1026"/>
         </w:numPr>
       </w:pPr>
-      <w:hyperlink r:id="rId228"/>
-      <w:r>
-        <w:t xml:space="preserve"> </w:t>
-      </w:r>
-      <w:hyperlink r:id="rId229">
+      <w:hyperlink r:id="rId226"/>
+      <w:r>
+        <w:t xml:space="preserve"> </w:t>
+      </w:r>
+      <w:hyperlink r:id="rId227">
         <w:r>
           <w:rPr>
             <w:rStyle w:val="Hyperlink"/>
@@ -38256,11 +38235,11 @@
           <w:numId w:val="1026"/>
         </w:numPr>
       </w:pPr>
-      <w:hyperlink r:id="rId230"/>
-      <w:r>
-        <w:t xml:space="preserve"> </w:t>
-      </w:r>
-      <w:hyperlink r:id="rId231">
+      <w:hyperlink r:id="rId228"/>
+      <w:r>
+        <w:t xml:space="preserve"> </w:t>
+      </w:r>
+      <w:hyperlink r:id="rId229">
         <w:r>
           <w:rPr>
             <w:rStyle w:val="Hyperlink"/>
@@ -38277,11 +38256,11 @@
           <w:numId w:val="1026"/>
         </w:numPr>
       </w:pPr>
-      <w:hyperlink r:id="rId232"/>
-      <w:r>
-        <w:t xml:space="preserve"> </w:t>
-      </w:r>
-      <w:hyperlink r:id="rId233">
+      <w:hyperlink r:id="rId230"/>
+      <w:r>
+        <w:t xml:space="preserve"> </w:t>
+      </w:r>
+      <w:hyperlink r:id="rId231">
         <w:r>
           <w:rPr>
             <w:rStyle w:val="Hyperlink"/>
@@ -38298,11 +38277,11 @@
           <w:numId w:val="1026"/>
         </w:numPr>
       </w:pPr>
-      <w:hyperlink r:id="rId234"/>
-      <w:r>
-        <w:t xml:space="preserve"> </w:t>
-      </w:r>
-      <w:hyperlink r:id="rId235">
+      <w:hyperlink r:id="rId232"/>
+      <w:r>
+        <w:t xml:space="preserve"> </w:t>
+      </w:r>
+      <w:hyperlink r:id="rId233">
         <w:r>
           <w:rPr>
             <w:rStyle w:val="Hyperlink"/>
@@ -38313,34 +38292,13 @@
     </w:p>
     <w:p>
       <w:pPr>
-        <w:pStyle w:val="Compact"/>
-        <w:numPr>
-          <w:ilvl w:val="0"/>
-          <w:numId w:val="1026"/>
-        </w:numPr>
-      </w:pPr>
-      <w:hyperlink r:id="rId236"/>
-      <w:r>
-        <w:t xml:space="preserve"> </w:t>
-      </w:r>
-      <w:hyperlink r:id="rId237">
-        <w:r>
-          <w:rPr>
-            <w:rStyle w:val="Hyperlink"/>
-          </w:rPr>
-          <w:t xml:space="preserve">Guia De Rsync</w:t>
-        </w:r>
-      </w:hyperlink>
-    </w:p>
-    <w:p>
-      <w:pPr>
         <w:pStyle w:val="FirstParagraph"/>
       </w:pPr>
       <w:r>
         <w:t xml:space="preserve">Esperamos que encuentres estas publicaciones igualmente interesantes y útiles. ¡Disfruta de la lectura!</w:t>
       </w:r>
     </w:p>
-    <w:bookmarkEnd w:id="238"/>
+    <w:bookmarkEnd w:id="234"/>
     <w:sectPr>
       <w:headerReference r:id="rId8" w:type="even"/>
       <w:headerReference r:id="rId9" w:type="default"/>
